--- a/Word/Module 2/DOCX/Realises/M2_02_Realise_Styles_Modele.docx
+++ b/Word/Module 2/DOCX/Realises/M2_02_Realise_Styles_Modele.docx
@@ -7,7 +7,7 @@
         <w:pStyle w:val="Title"/>
       </w:pPr>
       <w:r>
-        <w:t>Rapport d'activite</w:t>
+        <w:t>Rapport d'activité</w:t>
       </w:r>
     </w:p>
     <w:p>
@@ -20,7 +20,7 @@
     </w:p>
     <w:p>
       <w:r>
-        <w:t>Texte courant au style Normal, homogene sur tout le document.</w:t>
+        <w:t>Texte courant au style Normal, homogène sur tout le document.</w:t>
       </w:r>
     </w:p>
     <w:p>
@@ -33,7 +33,7 @@
     </w:p>
     <w:p>
       <w:r>
-        <w:t>Les espacements et retraits sont desormais geres par les styles.</w:t>
+        <w:t>Les espacements et retraits sont désormais gérés par les styles.</w:t>
       </w:r>
     </w:p>
     <w:p>
@@ -46,7 +46,7 @@
     </w:p>
     <w:p>
       <w:r>
-        <w:t>Conclusion au style Normal ; l'ensemble est enregistre comme modele reutilisable.</w:t>
+        <w:t>Conclusion au style Normal ; l'ensemble est enregistré comme modèle réutilisable.</w:t>
       </w:r>
     </w:p>
     <w:sectPr>
